--- a/templates/documents/NOTIFICACIONES/NOTIFICACION - INTIMACIÓN DE DESALOJO.docx
+++ b/templates/documents/NOTIFICACIONES/NOTIFICACION - INTIMACIÓN DE DESALOJO.docx
@@ -4,204 +4,711 @@
   <w:body>
     <w:p>
       <w:pPr>
+        <w:spacing w:after="0" w:line="240" w:lineRule="auto"/>
         <w:jc w:val="center"/>
         <w:rPr>
+          <w:rFonts w:ascii="Abadi" w:hAnsi="Abadi"/>
           <w:b/>
           <w:bCs/>
-        </w:rPr>
-      </w:pPr>
-      <w:r>
-        <w:rPr>
+          <w:sz w:val="32"/>
+          <w:szCs w:val="32"/>
+        </w:rPr>
+      </w:pPr>
+      <w:r>
+        <w:rPr>
+          <w:noProof/>
+        </w:rPr>
+        <w:drawing>
+          <wp:anchor distT="0" distB="0" distL="114300" distR="114300" simplePos="0" relativeHeight="251659264" behindDoc="0" locked="0" layoutInCell="1" allowOverlap="1" wp14:anchorId="6D8B15AE" wp14:editId="2630C5A0">
+            <wp:simplePos x="0" y="0"/>
+            <wp:positionH relativeFrom="margin">
+              <wp:align>center</wp:align>
+            </wp:positionH>
+            <wp:positionV relativeFrom="paragraph">
+              <wp:posOffset>-725284</wp:posOffset>
+            </wp:positionV>
+            <wp:extent cx="724152" cy="595134"/>
+            <wp:effectExtent l="0" t="0" r="0" b="0"/>
+            <wp:wrapNone/>
+            <wp:docPr id="1924524251" name="Imagen 1" descr="Law Scales Justice Icon Symbol Law"/>
+            <wp:cNvGraphicFramePr>
+              <a:graphicFrameLocks xmlns:a="http://schemas.openxmlformats.org/drawingml/2006/main" noChangeAspect="1"/>
+            </wp:cNvGraphicFramePr>
+            <a:graphic xmlns:a="http://schemas.openxmlformats.org/drawingml/2006/main">
+              <a:graphicData uri="http://schemas.openxmlformats.org/drawingml/2006/picture">
+                <pic:pic xmlns:pic="http://schemas.openxmlformats.org/drawingml/2006/picture">
+                  <pic:nvPicPr>
+                    <pic:cNvPr id="0" name="Picture 13" descr="Law Scales Justice Icon Symbol Law"/>
+                    <pic:cNvPicPr>
+                      <a:picLocks noChangeAspect="1" noChangeArrowheads="1"/>
+                    </pic:cNvPicPr>
+                  </pic:nvPicPr>
+                  <pic:blipFill rotWithShape="1">
+                    <a:blip r:embed="rId4" cstate="print">
+                      <a:duotone>
+                        <a:schemeClr val="accent1">
+                          <a:shade val="45000"/>
+                          <a:satMod val="135000"/>
+                        </a:schemeClr>
+                        <a:prstClr val="white"/>
+                      </a:duotone>
+                      <a:extLst>
+                        <a:ext uri="{28A0092B-C50C-407E-A947-70E740481C1C}">
+                          <a14:useLocalDpi xmlns:a14="http://schemas.microsoft.com/office/drawing/2010/main" val="0"/>
+                        </a:ext>
+                      </a:extLst>
+                    </a:blip>
+                    <a:srcRect l="8437" t="14505" r="8437" b="14505"/>
+                    <a:stretch>
+                      <a:fillRect/>
+                    </a:stretch>
+                  </pic:blipFill>
+                  <pic:spPr bwMode="auto">
+                    <a:xfrm>
+                      <a:off x="0" y="0"/>
+                      <a:ext cx="724152" cy="595134"/>
+                    </a:xfrm>
+                    <a:prstGeom prst="rect">
+                      <a:avLst/>
+                    </a:prstGeom>
+                    <a:noFill/>
+                    <a:ln>
+                      <a:noFill/>
+                    </a:ln>
+                    <a:extLst>
+                      <a:ext uri="{53640926-AAD7-44D8-BBD7-CCE9431645EC}">
+                        <a14:shadowObscured xmlns:a14="http://schemas.microsoft.com/office/drawing/2010/main"/>
+                      </a:ext>
+                    </a:extLst>
+                  </pic:spPr>
+                </pic:pic>
+              </a:graphicData>
+            </a:graphic>
+            <wp14:sizeRelH relativeFrom="page">
+              <wp14:pctWidth>0</wp14:pctWidth>
+            </wp14:sizeRelH>
+            <wp14:sizeRelV relativeFrom="page">
+              <wp14:pctHeight>0</wp14:pctHeight>
+            </wp14:sizeRelV>
+          </wp:anchor>
+        </w:drawing>
+      </w:r>
+      <w:r>
+        <w:rPr>
+          <w:rFonts w:ascii="Abadi" w:hAnsi="Abadi"/>
           <w:b/>
           <w:bCs/>
-        </w:rPr>
-        <w:t>INTIMACIÓN DE DESALOJO (MATERIA DE INQUILINATO)</w:t>
-      </w:r>
-    </w:p>
-    <w:p>
-      <w:pPr>
-        <w:jc w:val="both"/>
-      </w:pPr>
-      <w:r>
-        <w:rPr>
+          <w:sz w:val="32"/>
+          <w:szCs w:val="32"/>
+        </w:rPr>
+        <w:t>ACTO DE INTIMACIÓN DE PAGO Y DESALOJO</w:t>
+      </w:r>
+    </w:p>
+    <w:p>
+      <w:pPr>
+        <w:spacing w:after="0" w:line="240" w:lineRule="auto"/>
+        <w:jc w:val="both"/>
+        <w:rPr>
+          <w:rFonts w:ascii="Abadi" w:hAnsi="Abadi"/>
+        </w:rPr>
+      </w:pPr>
+    </w:p>
+    <w:p>
+      <w:pPr>
+        <w:spacing w:after="0" w:line="240" w:lineRule="auto"/>
+        <w:jc w:val="both"/>
+        <w:rPr>
+          <w:rFonts w:ascii="Abadi" w:hAnsi="Abadi"/>
           <w:b/>
           <w:bCs/>
         </w:rPr>
-        <w:t>ACTO NÚMERO:</w:t>
-      </w:r>
-      <w:r>
-        <w:t xml:space="preserve"> _______ En la ciudad y municipio de [Ciudad], provincia [Provincia], República Dominicana, a los [Día en letras] ([Día en números]) días del mes de [Mes] del año [Año]. </w:t>
-      </w:r>
-      <w:r>
-        <w:rPr>
+      </w:pPr>
+      <w:r>
+        <w:rPr>
+          <w:rFonts w:ascii="Abadi" w:hAnsi="Abadi"/>
           <w:b/>
           <w:bCs/>
         </w:rPr>
-        <w:t>A REQUERIMIENTO DE:</w:t>
-      </w:r>
-      <w:r>
-        <w:t xml:space="preserve"> [NOMBRE DEL PROPIETARIO], representado por su abogado </w:t>
-      </w:r>
-      <w:r>
-        <w:rPr>
+        <w:t>ACTO NO. _______________________</w:t>
+      </w:r>
+    </w:p>
+    <w:p>
+      <w:pPr>
+        <w:spacing w:after="0" w:line="240" w:lineRule="auto"/>
+        <w:jc w:val="both"/>
+        <w:rPr>
+          <w:rFonts w:ascii="Abadi" w:hAnsi="Abadi"/>
+        </w:rPr>
+      </w:pPr>
+    </w:p>
+    <w:p>
+      <w:pPr>
+        <w:spacing w:after="0" w:line="240" w:lineRule="auto"/>
+        <w:jc w:val="both"/>
+        <w:rPr>
+          <w:rFonts w:ascii="Abadi" w:hAnsi="Abadi"/>
+        </w:rPr>
+      </w:pPr>
+      <w:r>
+        <w:rPr>
+          <w:rFonts w:ascii="Abadi" w:hAnsi="Abadi"/>
+        </w:rPr>
+        <w:t xml:space="preserve">En </w:t>
+      </w:r>
+      <w:r>
+        <w:rPr>
+          <w:rFonts w:ascii="Abadi" w:hAnsi="Abadi"/>
+        </w:rPr>
+        <w:t>esta ciudad de</w:t>
+      </w:r>
+      <w:r>
+        <w:rPr>
+          <w:rFonts w:ascii="Abadi" w:hAnsi="Abadi"/>
+        </w:rPr>
+        <w:t xml:space="preserve"> {{MUNICIPIO_ALGUACIL}}, provincia {{PROVINCIA_ALGUACIL}}, República Dominicana, a los {{DIA_TEXTO}} ({{DIA_NUMERO}}) días del mes de {{MES_TEXTO}} del año {{AÑO_TEXTO}} ({{AÑO_NUMERO}}).</w:t>
+      </w:r>
+    </w:p>
+    <w:p>
+      <w:pPr>
+        <w:spacing w:after="0" w:line="240" w:lineRule="auto"/>
+        <w:jc w:val="both"/>
+        <w:rPr>
+          <w:rFonts w:ascii="Abadi" w:hAnsi="Abadi"/>
+        </w:rPr>
+      </w:pPr>
+    </w:p>
+    <w:p>
+      <w:pPr>
+        <w:spacing w:after="0" w:line="240" w:lineRule="auto"/>
+        <w:jc w:val="both"/>
+        <w:rPr>
+          <w:rFonts w:ascii="Abadi" w:hAnsi="Abadi"/>
+        </w:rPr>
+      </w:pPr>
+      <w:r>
+        <w:rPr>
+          <w:rFonts w:ascii="Abadi" w:hAnsi="Abadi"/>
           <w:b/>
           <w:bCs/>
         </w:rPr>
-        <w:t>[NOMBRE DEL ABOGADO]</w:t>
-      </w:r>
-      <w:r>
-        <w:t xml:space="preserve">, con estudio en [Dirección]. </w:t>
-      </w:r>
-    </w:p>
-    <w:p>
-      <w:pPr>
-        <w:jc w:val="both"/>
-      </w:pPr>
-      <w:r>
-        <w:rPr>
+        <w:t>ACTUANDO</w:t>
+      </w:r>
+      <w:r>
+        <w:rPr>
+          <w:rFonts w:ascii="Abadi" w:hAnsi="Abadi"/>
+        </w:rPr>
+        <w:t xml:space="preserve"> a requerimiento de {{TRATAMIENTO_PROPIETARIO_INMUEBLE}} {{NOMBRE_PROPIETARIO_INMUEBLE}}, de nacionalidad {{NACIONALIDAD_PROPIETARIO_INMUEBLE}}, titular de la Cédula de Identidad y Electoral No. {{DOCUMENTO IDENTIDAD_PROPIETARIO_INMUEBLE}}, domiciliado(a) y residente en {{DIRECCION O DOMICILIO_PROPIETARIO_INMUEBLE}}, quien tiene como abogado(a) apoderado(a) a {{TRATAMIENTO_ABOGADO_PROPIETARIO}} {{NOMBRE_ABOGADO_PROPIETARIO}}, con oficina abierta en {{DIRECCION_ESTUDIO_ABOGADO_PROPIETARIO}}, lugar donde mi requirente hace formal elección de domicilio.</w:t>
+      </w:r>
+    </w:p>
+    <w:p>
+      <w:pPr>
+        <w:spacing w:after="0" w:line="240" w:lineRule="auto"/>
+        <w:jc w:val="both"/>
+        <w:rPr>
+          <w:rFonts w:ascii="Abadi" w:hAnsi="Abadi"/>
+        </w:rPr>
+      </w:pPr>
+    </w:p>
+    <w:p>
+      <w:pPr>
+        <w:spacing w:after="0" w:line="360" w:lineRule="auto"/>
+        <w:jc w:val="both"/>
+        <w:rPr>
+          <w:rFonts w:ascii="Abadi" w:eastAsia="Times New Roman" w:hAnsi="Abadi" w:cs="Times New Roman"/>
+          <w:lang w:eastAsia="es-DO"/>
+        </w:rPr>
+      </w:pPr>
+      <w:r>
+        <w:rPr>
+          <w:rFonts w:ascii="Abadi" w:eastAsia="Times New Roman" w:hAnsi="Abadi" w:cs="Times New Roman"/>
+          <w:lang w:eastAsia="es-DO"/>
+        </w:rPr>
+        <w:t>YO, ____________________________________</w:t>
+      </w:r>
+      <w:r>
+        <w:rPr>
+          <w:rFonts w:ascii="Abadi" w:eastAsia="Times New Roman" w:hAnsi="Abadi" w:cs="Times New Roman"/>
+          <w:lang w:eastAsia="es-DO"/>
+        </w:rPr>
+        <w:t>__________</w:t>
+      </w:r>
+      <w:r>
+        <w:rPr>
+          <w:rFonts w:ascii="Abadi" w:eastAsia="Times New Roman" w:hAnsi="Abadi" w:cs="Times New Roman"/>
+          <w:lang w:eastAsia="es-DO"/>
+        </w:rPr>
+        <w:t>________________________</w:t>
+      </w:r>
+      <w:r>
+        <w:rPr>
+          <w:rFonts w:ascii="Abadi" w:eastAsia="Times New Roman" w:hAnsi="Abadi" w:cs="Times New Roman"/>
+          <w:lang w:eastAsia="es-DO"/>
+        </w:rPr>
+        <w:t xml:space="preserve"> </w:t>
+      </w:r>
+    </w:p>
+    <w:p>
+      <w:pPr>
+        <w:spacing w:after="0" w:line="360" w:lineRule="auto"/>
+        <w:jc w:val="both"/>
+        <w:rPr>
+          <w:rFonts w:ascii="Abadi" w:eastAsia="Times New Roman" w:hAnsi="Abadi" w:cs="Times New Roman"/>
+          <w:lang w:eastAsia="es-DO"/>
+        </w:rPr>
+      </w:pPr>
+      <w:r>
+        <w:rPr>
+          <w:rFonts w:ascii="Abadi" w:eastAsia="Times New Roman" w:hAnsi="Abadi" w:cs="Times New Roman"/>
+          <w:lang w:eastAsia="es-DO"/>
+        </w:rPr>
+        <w:t xml:space="preserve">_________________________________________________________________________ </w:t>
+      </w:r>
+    </w:p>
+    <w:p>
+      <w:pPr>
+        <w:spacing w:after="0" w:line="360" w:lineRule="auto"/>
+        <w:jc w:val="both"/>
+        <w:rPr>
+          <w:rFonts w:ascii="Abadi" w:eastAsia="Times New Roman" w:hAnsi="Abadi" w:cs="Times New Roman"/>
+          <w:lang w:eastAsia="es-DO"/>
+        </w:rPr>
+      </w:pPr>
+      <w:r>
+        <w:rPr>
+          <w:rFonts w:ascii="Abadi" w:eastAsia="Times New Roman" w:hAnsi="Abadi" w:cs="Times New Roman"/>
+          <w:lang w:eastAsia="es-DO"/>
+        </w:rPr>
+        <w:t xml:space="preserve">_________________________________________________________________________ </w:t>
+      </w:r>
+    </w:p>
+    <w:p>
+      <w:pPr>
+        <w:spacing w:after="0" w:line="360" w:lineRule="auto"/>
+        <w:jc w:val="both"/>
+        <w:rPr>
+          <w:rFonts w:ascii="Abadi" w:eastAsia="Times New Roman" w:hAnsi="Abadi" w:cs="Times New Roman"/>
+          <w:lang w:eastAsia="es-DO"/>
+        </w:rPr>
+      </w:pPr>
+      <w:r>
+        <w:rPr>
+          <w:rFonts w:ascii="Abadi" w:eastAsia="Times New Roman" w:hAnsi="Abadi" w:cs="Times New Roman"/>
+          <w:lang w:eastAsia="es-DO"/>
+        </w:rPr>
+        <w:t xml:space="preserve">_________________________________________________________________________ </w:t>
+      </w:r>
+    </w:p>
+    <w:p>
+      <w:pPr>
+        <w:spacing w:after="0" w:line="360" w:lineRule="auto"/>
+        <w:jc w:val="both"/>
+        <w:rPr>
+          <w:rFonts w:ascii="Abadi" w:eastAsia="Times New Roman" w:hAnsi="Abadi" w:cs="Times New Roman"/>
+          <w:lang w:eastAsia="es-DO"/>
+        </w:rPr>
+      </w:pPr>
+      <w:r>
+        <w:rPr>
+          <w:rFonts w:ascii="Abadi" w:eastAsia="Times New Roman" w:hAnsi="Abadi" w:cs="Times New Roman"/>
+          <w:lang w:eastAsia="es-DO"/>
+        </w:rPr>
+        <w:t xml:space="preserve">_________________________________________________________________________ </w:t>
+      </w:r>
+    </w:p>
+    <w:p>
+      <w:pPr>
+        <w:spacing w:after="0" w:line="360" w:lineRule="auto"/>
+        <w:jc w:val="both"/>
+        <w:rPr>
+          <w:rFonts w:ascii="Abadi" w:eastAsia="Times New Roman" w:hAnsi="Abadi" w:cs="Times New Roman"/>
+          <w:lang w:eastAsia="es-DO"/>
+        </w:rPr>
+      </w:pPr>
+      <w:r>
+        <w:rPr>
+          <w:rFonts w:ascii="Abadi" w:eastAsia="Times New Roman" w:hAnsi="Abadi" w:cs="Times New Roman"/>
+          <w:lang w:eastAsia="es-DO"/>
+        </w:rPr>
+        <w:t xml:space="preserve">_________________________________________________________________________ </w:t>
+      </w:r>
+    </w:p>
+    <w:p>
+      <w:pPr>
+        <w:spacing w:after="0" w:line="240" w:lineRule="auto"/>
+        <w:jc w:val="both"/>
+        <w:rPr>
+          <w:rFonts w:ascii="Abadi" w:eastAsia="Times New Roman" w:hAnsi="Abadi" w:cs="Times New Roman"/>
+          <w:lang w:eastAsia="es-DO"/>
+        </w:rPr>
+      </w:pPr>
+    </w:p>
+    <w:p>
+      <w:pPr>
+        <w:spacing w:after="0" w:line="240" w:lineRule="auto"/>
+        <w:jc w:val="both"/>
+        <w:rPr>
+          <w:rFonts w:ascii="Abadi" w:eastAsia="Times New Roman" w:hAnsi="Abadi" w:cs="Times New Roman"/>
+          <w:lang w:eastAsia="es-DO"/>
+        </w:rPr>
+      </w:pPr>
+      <w:r>
+        <w:rPr>
+          <w:rFonts w:ascii="Abadi" w:eastAsia="Times New Roman" w:hAnsi="Abadi" w:cs="Times New Roman"/>
           <w:b/>
           <w:bCs/>
-        </w:rPr>
-        <w:t>YO,</w:t>
-      </w:r>
-      <w:r>
-        <w:t xml:space="preserve"> </w:t>
-      </w:r>
-      <w:r>
-        <w:t xml:space="preserve">________________________________________________________________________ </w:t>
-      </w:r>
-    </w:p>
-    <w:p>
-      <w:pPr>
-        <w:jc w:val="both"/>
-      </w:pPr>
-      <w:r>
-        <w:t>____________________________________________________________________________</w:t>
-      </w:r>
-    </w:p>
-    <w:p>
-      <w:pPr>
-        <w:jc w:val="both"/>
-      </w:pPr>
-      <w:r>
-        <w:t>____________________________________________________________________________</w:t>
-      </w:r>
-    </w:p>
-    <w:p>
-      <w:pPr>
-        <w:jc w:val="both"/>
-      </w:pPr>
-      <w:r>
-        <w:t>____________________________________________________________________________</w:t>
-      </w:r>
-    </w:p>
-    <w:p>
-      <w:pPr>
-        <w:jc w:val="both"/>
-      </w:pPr>
-      <w:r>
-        <w:t>____________________________________________________________________________</w:t>
-      </w:r>
-    </w:p>
-    <w:p>
-      <w:pPr>
-        <w:jc w:val="both"/>
-      </w:pPr>
-      <w:r>
-        <w:rPr>
+          <w:lang w:eastAsia="es-DO"/>
+        </w:rPr>
+        <w:t>EXPRESAMENTE</w:t>
+      </w:r>
+      <w:r>
+        <w:rPr>
+          <w:rFonts w:ascii="Abadi" w:eastAsia="Times New Roman" w:hAnsi="Abadi" w:cs="Times New Roman"/>
+          <w:lang w:eastAsia="es-DO"/>
+        </w:rPr>
+        <w:t>, y en virtud del anterior requerimiento, me he trasladado:</w:t>
+      </w:r>
+    </w:p>
+    <w:p>
+      <w:pPr>
+        <w:spacing w:after="0" w:line="240" w:lineRule="auto"/>
+        <w:jc w:val="both"/>
+        <w:rPr>
+          <w:rFonts w:ascii="Abadi" w:eastAsia="Times New Roman" w:hAnsi="Abadi" w:cs="Times New Roman"/>
+          <w:lang w:eastAsia="es-DO"/>
+        </w:rPr>
+      </w:pPr>
+    </w:p>
+    <w:p>
+      <w:pPr>
+        <w:spacing w:after="0" w:line="240" w:lineRule="auto"/>
+        <w:jc w:val="center"/>
+        <w:rPr>
+          <w:rFonts w:ascii="Abadi" w:eastAsia="Times New Roman" w:hAnsi="Abadi" w:cs="Times New Roman"/>
+          <w:lang w:eastAsia="es-DO"/>
+        </w:rPr>
+      </w:pPr>
+      <w:r>
+        <w:rPr>
+          <w:rFonts w:ascii="Abadi" w:eastAsia="Times New Roman" w:hAnsi="Abadi" w:cs="Times New Roman"/>
+          <w:i/>
+          <w:iCs/>
+          <w:lang w:eastAsia="es-DO"/>
+        </w:rPr>
+        <w:t>(Nota para el Bot: Iniciar Bucle)</w:t>
+      </w:r>
+    </w:p>
+    <w:p>
+      <w:pPr>
+        <w:spacing w:after="0" w:line="240" w:lineRule="auto"/>
+        <w:jc w:val="both"/>
+        <w:rPr>
+          <w:rFonts w:ascii="Abadi" w:hAnsi="Abadi"/>
+        </w:rPr>
+      </w:pPr>
+    </w:p>
+    <w:p>
+      <w:pPr>
+        <w:spacing w:after="0" w:line="240" w:lineRule="auto"/>
+        <w:jc w:val="both"/>
+        <w:rPr>
+          <w:rFonts w:ascii="Abadi" w:hAnsi="Abadi"/>
+        </w:rPr>
+      </w:pPr>
+      <w:r>
+        <w:rPr>
+          <w:rFonts w:ascii="Abadi" w:hAnsi="Abadi"/>
           <w:b/>
           <w:bCs/>
         </w:rPr>
-        <w:t>EXPRESAMENTE</w:t>
-      </w:r>
-      <w:r>
-        <w:t xml:space="preserve"> me he trasladado a [Dirección del inmueble alquilado], domicilio de </w:t>
-      </w:r>
-      <w:r>
-        <w:rPr>
+        <w:t xml:space="preserve">AL {{ORDEN_TRASLADO}} TRASLADO: </w:t>
+      </w:r>
+      <w:r>
+        <w:rPr>
+          <w:rFonts w:ascii="Abadi" w:hAnsi="Abadi"/>
+        </w:rPr>
+        <w:t>A {{DIRECCION_INMUEBLE_ALQUILADO}}, que es el inmueble ocupado por y domicilio de {{TRATAMIENTO_INQUILINO}} {{NOMBRE_INQUILINO}}, y una vez allí, hablando con _________________________________, quien me declara ser ________________________________</w:t>
+      </w:r>
+      <w:r>
+        <w:rPr>
+          <w:rFonts w:ascii="Abadi" w:hAnsi="Abadi"/>
+        </w:rPr>
+        <w:t>____</w:t>
+      </w:r>
+      <w:r>
+        <w:rPr>
+          <w:rFonts w:ascii="Abadi" w:hAnsi="Abadi"/>
+        </w:rPr>
+        <w:t>_ (Calidad) de mi requerido(a), de lo cual doy fe.</w:t>
+      </w:r>
+    </w:p>
+    <w:p>
+      <w:pPr>
+        <w:spacing w:after="0" w:line="240" w:lineRule="auto"/>
+        <w:jc w:val="both"/>
+        <w:rPr>
+          <w:rFonts w:ascii="Abadi" w:hAnsi="Abadi"/>
+        </w:rPr>
+      </w:pPr>
+    </w:p>
+    <w:p>
+      <w:pPr>
+        <w:spacing w:after="0" w:line="240" w:lineRule="auto"/>
+        <w:jc w:val="center"/>
+        <w:rPr>
+          <w:rFonts w:ascii="Abadi" w:hAnsi="Abadi"/>
+        </w:rPr>
+      </w:pPr>
+      <w:r>
+        <w:rPr>
+          <w:rFonts w:ascii="Abadi" w:hAnsi="Abadi"/>
+        </w:rPr>
+        <w:t>(Nota para el Bot: Fin de Bucle)</w:t>
+      </w:r>
+    </w:p>
+    <w:p>
+      <w:pPr>
+        <w:spacing w:after="0" w:line="240" w:lineRule="auto"/>
+        <w:jc w:val="both"/>
+        <w:rPr>
+          <w:rFonts w:ascii="Abadi" w:hAnsi="Abadi"/>
+        </w:rPr>
+      </w:pPr>
+    </w:p>
+    <w:p>
+      <w:pPr>
+        <w:spacing w:after="0" w:line="240" w:lineRule="auto"/>
+        <w:jc w:val="both"/>
+        <w:rPr>
+          <w:rFonts w:ascii="Abadi" w:hAnsi="Abadi"/>
+        </w:rPr>
+      </w:pPr>
+      <w:r>
+        <w:rPr>
+          <w:rFonts w:ascii="Abadi" w:hAnsi="Abadi"/>
           <w:b/>
           <w:bCs/>
         </w:rPr>
-        <w:t>[NOMBRE DEL INQUILINO]</w:t>
-      </w:r>
-      <w:r>
-        <w:t xml:space="preserve">, y hablando con [Nombre], [Calidad]; </w:t>
-      </w:r>
-      <w:r>
-        <w:rPr>
+        <w:t>LE HE NOTIFICADO</w:t>
+      </w:r>
+      <w:r>
+        <w:rPr>
+          <w:rFonts w:ascii="Abadi" w:hAnsi="Abadi"/>
+        </w:rPr>
+        <w:t xml:space="preserve"> a mi requerido(a) que mi requirente le INTIMA formalmente para que en el plazo de {{PLAZO_PAGO_ALQUILERES_LETRAS}} ({{PLAZO_PAGO_ALQUILERES_NUMEROS}}) DÍAS francos proceda a PAGAR la suma de {{MONTO_ALQUILERES_ADEUDADOS_LETRAS}} (RD$ {{MONTO_ALQUILERES_ADEUDADOS_NUMEROS}}) por concepto de {{CANTIDAD_MESES_ADEUDADOS}} meses de alquileres vencidos y no pagados, correspondientes a: {{DETALLE_MESES_ADEUDADOS}}.</w:t>
+      </w:r>
+    </w:p>
+    <w:p>
+      <w:pPr>
+        <w:spacing w:after="0" w:line="240" w:lineRule="auto"/>
+        <w:jc w:val="both"/>
+        <w:rPr>
+          <w:rFonts w:ascii="Abadi" w:hAnsi="Abadi"/>
+        </w:rPr>
+      </w:pPr>
+    </w:p>
+    <w:p>
+      <w:pPr>
+        <w:spacing w:after="0" w:line="240" w:lineRule="auto"/>
+        <w:jc w:val="both"/>
+        <w:rPr>
+          <w:rFonts w:ascii="Abadi" w:hAnsi="Abadi"/>
+        </w:rPr>
+      </w:pPr>
+      <w:r>
+        <w:rPr>
+          <w:rFonts w:ascii="Abadi" w:hAnsi="Abadi"/>
+        </w:rPr>
+        <w:lastRenderedPageBreak/>
+        <w:t xml:space="preserve">Asimismo, se le intima a </w:t>
+      </w:r>
+      <w:r>
+        <w:rPr>
+          <w:rFonts w:ascii="Abadi" w:hAnsi="Abadi"/>
           <w:b/>
           <w:bCs/>
         </w:rPr>
-        <w:t>LE HE NOTIFICADO</w:t>
-      </w:r>
-      <w:r>
-        <w:t xml:space="preserve"> a mi requerido que mi </w:t>
-      </w:r>
-      <w:proofErr w:type="spellStart"/>
-      <w:r>
-        <w:t>requeriente</w:t>
-      </w:r>
-      <w:proofErr w:type="spellEnd"/>
-      <w:r>
-        <w:t xml:space="preserve"> le INTIMA formalmente para que en el plazo de QUINCE (15) DÍAS francos proceda a PAGAR la suma de RD$ [Monto] por concepto de [Número] meses de alquileres vencidos y no pagados ([Detallar meses]). Asimismo, se le intima a DESOCUPAR y entregar totalmente vacío el inmueble que ocupa en calidad de inquilino. De no obtemperar en el plazo indicado, se procederá a demandarle en Rescisión de Contrato y Desalojo ante el Juzgado de Paz competente, además del cobro de los valores adeudados. </w:t>
-      </w:r>
-      <w:r>
-        <w:rPr>
+        <w:t>DESOCUPAR</w:t>
+      </w:r>
+      <w:r>
+        <w:rPr>
+          <w:rFonts w:ascii="Abadi" w:hAnsi="Abadi"/>
+        </w:rPr>
+        <w:t xml:space="preserve"> y entregar totalmente vacío el inmueble que ocupa en calidad de inquilino. De no obtemperar al pago y la entrega en el plazo indicado, se procederá a demandarle en Rescisión de Contrato y Desalojo ante el Juzgado de Paz competente, además del cobro de los valores adeudados y los daños y perjuicios.</w:t>
+      </w:r>
+    </w:p>
+    <w:p>
+      <w:pPr>
+        <w:spacing w:after="0" w:line="240" w:lineRule="auto"/>
+        <w:jc w:val="both"/>
+        <w:rPr>
+          <w:rFonts w:ascii="Abadi" w:hAnsi="Abadi"/>
+        </w:rPr>
+      </w:pPr>
+    </w:p>
+    <w:p>
+      <w:pPr>
+        <w:spacing w:after="0" w:line="240" w:lineRule="auto"/>
+        <w:jc w:val="center"/>
+        <w:rPr>
+          <w:rFonts w:ascii="Abadi" w:hAnsi="Abadi"/>
           <w:b/>
           <w:bCs/>
         </w:rPr>
-        <w:t>BAJO TODA CLASE DE RESERVAS DE DERECHOS Y ACCIONES.</w:t>
-      </w:r>
-      <w:r>
-        <w:t xml:space="preserve"> Y para que no alegue ignorancia, le he dejado copia del acto, sellada y firmada por mí. </w:t>
-      </w:r>
-    </w:p>
-    <w:p>
-      <w:pPr>
-        <w:jc w:val="both"/>
-      </w:pPr>
-      <w:r>
-        <w:rPr>
+      </w:pPr>
+      <w:r>
+        <w:rPr>
+          <w:rFonts w:ascii="Abadi" w:hAnsi="Abadi"/>
           <w:b/>
           <w:bCs/>
         </w:rPr>
-        <w:t>Costo del Acto: RD$ [Monto]</w:t>
-      </w:r>
-    </w:p>
-    <w:p>
-      <w:pPr>
-        <w:jc w:val="both"/>
-      </w:pPr>
-      <w:r>
-        <w:pict w14:anchorId="3437C9A7">
-          <v:rect id="_x0000_i1031" style="width:0;height:1.5pt" o:hralign="center" o:hrstd="t" o:hr="t" fillcolor="#a0a0a0" stroked="f"/>
-        </w:pict>
-      </w:r>
-    </w:p>
-    <w:p>
-      <w:pPr>
-        <w:jc w:val="center"/>
-      </w:pPr>
-      <w:r>
-        <w:rPr>
+        <w:t>BAJO TODA CLASE DE RESERVAS DE DERECHOS Y ACCIONES.</w:t>
+      </w:r>
+    </w:p>
+    <w:p>
+      <w:pPr>
+        <w:spacing w:after="0" w:line="240" w:lineRule="auto"/>
+        <w:jc w:val="both"/>
+        <w:rPr>
+          <w:rFonts w:ascii="Abadi" w:hAnsi="Abadi"/>
+        </w:rPr>
+      </w:pPr>
+    </w:p>
+    <w:p>
+      <w:pPr>
+        <w:spacing w:after="0" w:line="240" w:lineRule="auto"/>
+        <w:jc w:val="both"/>
+        <w:rPr>
+          <w:rFonts w:ascii="Abadi" w:hAnsi="Abadi"/>
+        </w:rPr>
+      </w:pPr>
+      <w:r>
+        <w:rPr>
+          <w:rFonts w:ascii="Abadi" w:hAnsi="Abadi"/>
+        </w:rPr>
+        <w:t>Y para que no alegue ignorancia, le he dejado copia del acto, el cual consta de {{CANTIDAD_FOJAS}} fojas, debidamente sellada y firmada por mí.</w:t>
+      </w:r>
+    </w:p>
+    <w:p>
+      <w:pPr>
+        <w:spacing w:after="0" w:line="240" w:lineRule="auto"/>
+        <w:jc w:val="both"/>
+        <w:rPr>
+          <w:rFonts w:ascii="Abadi" w:hAnsi="Abadi"/>
+        </w:rPr>
+      </w:pPr>
+    </w:p>
+    <w:p>
+      <w:pPr>
+        <w:spacing w:after="0" w:line="240" w:lineRule="auto"/>
+        <w:jc w:val="both"/>
+        <w:rPr>
+          <w:rFonts w:ascii="Abadi" w:hAnsi="Abadi"/>
+        </w:rPr>
+      </w:pPr>
+      <w:r>
+        <w:rPr>
+          <w:rFonts w:ascii="Abadi" w:hAnsi="Abadi"/>
+        </w:rPr>
+        <w:t>C</w:t>
+      </w:r>
+      <w:r>
+        <w:rPr>
+          <w:rFonts w:ascii="Abadi" w:hAnsi="Abadi"/>
           <w:b/>
           <w:bCs/>
         </w:rPr>
+        <w:t>OSTO: RD$ _______________________</w:t>
+      </w:r>
+    </w:p>
+    <w:p>
+      <w:pPr>
+        <w:spacing w:after="0" w:line="240" w:lineRule="auto"/>
+        <w:jc w:val="both"/>
+        <w:rPr>
+          <w:rFonts w:ascii="Abadi" w:hAnsi="Abadi"/>
+        </w:rPr>
+      </w:pPr>
+    </w:p>
+    <w:p>
+      <w:pPr>
+        <w:spacing w:after="0" w:line="240" w:lineRule="auto"/>
+        <w:jc w:val="both"/>
+        <w:rPr>
+          <w:rFonts w:ascii="Abadi" w:hAnsi="Abadi"/>
+        </w:rPr>
+      </w:pPr>
+    </w:p>
+    <w:p>
+      <w:pPr>
+        <w:spacing w:after="0" w:line="240" w:lineRule="auto"/>
+        <w:jc w:val="both"/>
+        <w:rPr>
+          <w:rFonts w:ascii="Abadi" w:hAnsi="Abadi"/>
+        </w:rPr>
+      </w:pPr>
+    </w:p>
+    <w:p>
+      <w:pPr>
+        <w:spacing w:after="0" w:line="240" w:lineRule="auto"/>
+        <w:jc w:val="center"/>
+        <w:rPr>
+          <w:rFonts w:ascii="Abadi" w:hAnsi="Abadi"/>
+          <w:b/>
+          <w:bCs/>
+        </w:rPr>
+      </w:pPr>
+      <w:r>
+        <w:rPr>
+          <w:rFonts w:ascii="Abadi" w:hAnsi="Abadi"/>
+          <w:b/>
+          <w:bCs/>
+        </w:rPr>
+        <w:t>DOY FE</w:t>
+      </w:r>
+    </w:p>
+    <w:p>
+      <w:pPr>
+        <w:spacing w:after="0" w:line="240" w:lineRule="auto"/>
+        <w:jc w:val="center"/>
+        <w:rPr>
+          <w:rFonts w:ascii="Abadi" w:hAnsi="Abadi"/>
+          <w:b/>
+          <w:bCs/>
+        </w:rPr>
+      </w:pPr>
+    </w:p>
+    <w:p>
+      <w:pPr>
+        <w:spacing w:after="0" w:line="240" w:lineRule="auto"/>
+        <w:jc w:val="center"/>
+        <w:rPr>
+          <w:rFonts w:ascii="Abadi" w:hAnsi="Abadi"/>
+          <w:b/>
+          <w:bCs/>
+        </w:rPr>
+      </w:pPr>
+    </w:p>
+    <w:p>
+      <w:pPr>
+        <w:spacing w:after="0" w:line="240" w:lineRule="auto"/>
+        <w:jc w:val="center"/>
+        <w:rPr>
+          <w:rFonts w:ascii="Abadi" w:hAnsi="Abadi"/>
+          <w:b/>
+          <w:bCs/>
+        </w:rPr>
+      </w:pPr>
+      <w:r>
+        <w:rPr>
+          <w:rFonts w:ascii="Abadi" w:hAnsi="Abadi"/>
+          <w:b/>
+          <w:bCs/>
+        </w:rPr>
         <w:t>EL ALGUACIL</w:t>
       </w:r>
     </w:p>
-    <w:p>
-      <w:pPr>
-        <w:jc w:val="both"/>
-      </w:pPr>
-    </w:p>
-    <w:p>
-      <w:pPr>
-        <w:jc w:val="both"/>
-      </w:pPr>
-    </w:p>
     <w:sectPr>
-      <w:pgSz w:w="11906" w:h="16838"/>
+      <w:pgSz w:w="12240" w:h="15840" w:code="122"/>
       <w:pgMar w:top="1417" w:right="1701" w:bottom="1417" w:left="1701" w:header="708" w:footer="708" w:gutter="0"/>
       <w:cols w:space="708"/>
       <w:docGrid w:linePitch="360"/>
